--- a/dist/exports/magnetic-properties-of-matter_revision_notes.docx
+++ b/dist/exports/magnetic-properties-of-matter_revision_notes.docx
@@ -189,7 +189,7 @@
                 <w:color w:val="2D3748"/>
                 <w:sz w:val="19"/>
               </w:rPr>
-              <w:t>Magnetic Properties Of Matter - Core Application</w:t>
+              <w:t>Magnetic Materials (Dia, Para, Ferro) &amp; Hysteresis</w:t>
             </w:r>
           </w:p>
         </w:tc>
@@ -209,7 +209,7 @@
               <w:rPr>
                 <w:sz w:val="19"/>
               </w:rPr>
-              <w:t>73 PYQs</w:t>
+              <w:t>43 PYQs</w:t>
             </w:r>
           </w:p>
         </w:tc>
@@ -230,7 +230,94 @@
                 <w:color w:val="718096"/>
                 <w:sz w:val="19"/>
               </w:rPr>
-              <w:t>General Concept</w:t>
+              <w:t>Materials</w:t>
+            </w:r>
+          </w:p>
+        </w:tc>
+      </w:tr>
+      <w:tr>
+        <w:tc>
+          <w:tcPr>
+            <w:tcW w:type="dxa" w:w="2160"/>
+            <w:shd w:fill="FFFFFF"/>
+            <w:tcMar>
+              <w:top w:w="80" w:type="dxa"/>
+              <w:bottom w:w="80" w:type="dxa"/>
+              <w:left w:w="150" w:type="dxa"/>
+              <w:right w:w="150" w:type="dxa"/>
+            </w:tcMar>
+          </w:tcPr>
+          <w:p>
+            <w:r>
+              <w:rPr>
+                <w:b/>
+                <w:color w:val="C53030"/>
+                <w:sz w:val="19"/>
+              </w:rPr>
+              <w:t>Very High</w:t>
+            </w:r>
+          </w:p>
+        </w:tc>
+        <w:tc>
+          <w:tcPr>
+            <w:tcW w:type="dxa" w:w="4320"/>
+            <w:shd w:fill="FFFFFF"/>
+            <w:tcMar>
+              <w:top w:w="80" w:type="dxa"/>
+              <w:bottom w:w="80" w:type="dxa"/>
+              <w:left w:w="150" w:type="dxa"/>
+              <w:right w:w="150" w:type="dxa"/>
+            </w:tcMar>
+          </w:tcPr>
+          <w:p>
+            <w:r>
+              <w:rPr>
+                <w:b/>
+                <w:color w:val="2D3748"/>
+                <w:sz w:val="19"/>
+              </w:rPr>
+              <w:t>Magnetic Dipole Moment &amp; Earth's Magnetism</w:t>
+            </w:r>
+          </w:p>
+        </w:tc>
+        <w:tc>
+          <w:tcPr>
+            <w:tcW w:type="dxa" w:w="1728"/>
+            <w:shd w:fill="FFFFFF"/>
+            <w:tcMar>
+              <w:top w:w="80" w:type="dxa"/>
+              <w:bottom w:w="80" w:type="dxa"/>
+              <w:left w:w="150" w:type="dxa"/>
+              <w:right w:w="150" w:type="dxa"/>
+            </w:tcMar>
+          </w:tcPr>
+          <w:p>
+            <w:r>
+              <w:rPr>
+                <w:sz w:val="19"/>
+              </w:rPr>
+              <w:t>36 PYQs</w:t>
+            </w:r>
+          </w:p>
+        </w:tc>
+        <w:tc>
+          <w:tcPr>
+            <w:tcW w:type="dxa" w:w="1872"/>
+            <w:shd w:fill="FFFFFF"/>
+            <w:tcMar>
+              <w:top w:w="80" w:type="dxa"/>
+              <w:bottom w:w="80" w:type="dxa"/>
+              <w:left w:w="150" w:type="dxa"/>
+              <w:right w:w="150" w:type="dxa"/>
+            </w:tcMar>
+          </w:tcPr>
+          <w:p>
+            <w:r>
+              <w:rPr>
+                <w:color w:val="718096"/>
+                <w:sz w:val="19"/>
+              </w:rPr>
+              <w:t>Dipoles &amp; Terrestrial</w:t>
             </w:r>
           </w:p>
         </w:tc>
@@ -311,6 +398,98 @@
           </w:p>
         </w:tc>
       </w:tr>
+      <w:tr>
+        <w:tc>
+          <w:tcPr>
+            <w:tcW w:type="dxa" w:w="3600"/>
+            <w:shd w:fill="F7FAFC"/>
+            <w:tcMar>
+              <w:top w:w="100" w:type="dxa"/>
+              <w:bottom w:w="100" w:type="dxa"/>
+              <w:left w:w="150" w:type="dxa"/>
+              <w:right w:w="150" w:type="dxa"/>
+            </w:tcMar>
+          </w:tcPr>
+          <w:p>
+            <w:r>
+              <w:rPr>
+                <w:b/>
+                <w:color w:val="1A365D"/>
+                <w:sz w:val="19"/>
+              </w:rPr>
+              <w:t>Magnetic Materials (Dia, Para, Ferro) &amp; Hysteresis</w:t>
+            </w:r>
+          </w:p>
+        </w:tc>
+        <w:tc>
+          <w:tcPr>
+            <w:tcW w:type="dxa" w:w="6480"/>
+            <w:shd w:fill="F7FAFC"/>
+            <w:tcMar>
+              <w:top w:w="100" w:type="dxa"/>
+              <w:bottom w:w="100" w:type="dxa"/>
+              <w:left w:w="150" w:type="dxa"/>
+              <w:right w:w="150" w:type="dxa"/>
+            </w:tcMar>
+          </w:tcPr>
+          <w:p>
+            <w:r>
+              <w:rPr>
+                <w:rFonts w:ascii="Cambria Math" w:hAnsi="Cambria Math"/>
+                <w:color w:val="2D3748"/>
+                <w:sz w:val="19"/>
+              </w:rPr>
+              <w:t>\vec{B} = \mu_0(\vec{H} + \vec{M}), \quad \mu_r = 1 + \chi, \quad \chi_{\text{para}} = \frac{C}{T}, \quad \chi_{\text{ferro}} = \frac{C}{T - T_c}</w:t>
+            </w:r>
+          </w:p>
+        </w:tc>
+      </w:tr>
+      <w:tr>
+        <w:tc>
+          <w:tcPr>
+            <w:tcW w:type="dxa" w:w="3600"/>
+            <w:shd w:fill="FFFFFF"/>
+            <w:tcMar>
+              <w:top w:w="100" w:type="dxa"/>
+              <w:bottom w:w="100" w:type="dxa"/>
+              <w:left w:w="150" w:type="dxa"/>
+              <w:right w:w="150" w:type="dxa"/>
+            </w:tcMar>
+          </w:tcPr>
+          <w:p>
+            <w:r>
+              <w:rPr>
+                <w:b/>
+                <w:color w:val="1A365D"/>
+                <w:sz w:val="19"/>
+              </w:rPr>
+              <w:t>Magnetic Dipole Moment &amp; Earth's Magnetism</w:t>
+            </w:r>
+          </w:p>
+        </w:tc>
+        <w:tc>
+          <w:tcPr>
+            <w:tcW w:type="dxa" w:w="6480"/>
+            <w:shd w:fill="FFFFFF"/>
+            <w:tcMar>
+              <w:top w:w="100" w:type="dxa"/>
+              <w:bottom w:w="100" w:type="dxa"/>
+              <w:left w:w="150" w:type="dxa"/>
+              <w:right w:w="150" w:type="dxa"/>
+            </w:tcMar>
+          </w:tcPr>
+          <w:p>
+            <w:r>
+              <w:rPr>
+                <w:rFonts w:ascii="Cambria Math" w:hAnsi="Cambria Math"/>
+                <w:color w:val="2D3748"/>
+                <w:sz w:val="19"/>
+              </w:rPr>
+              <w:t>\vec{M} = I\vec{A} = N I A, \quad \mu_B = \frac{e\hbar}{2m} \approx 9.27 \times 10^{-24}\text{ A m}^2, \quad B_H = B\cos\delta, \quad \tan\delta = \frac{B_V}{B_H}</w:t>
+            </w:r>
+          </w:p>
+        </w:tc>
+      </w:tr>
     </w:tbl>
     <w:p>
       <w:pPr>
@@ -338,7 +517,7 @@
           <w:color w:val="2B6CB0"/>
           <w:sz w:val="24"/>
         </w:rPr>
-        <w:t>3.1 Magnetic Properties Of Matter - Core Application (Very High Yield — 73 PYQs)</w:t>
+        <w:t>3.1 Magnetic Materials (Dia, Para, Ferro) &amp; Hysteresis (Very High Yield — 43 PYQs)</w:t>
       </w:r>
     </w:p>
     <w:p>
@@ -353,7 +532,7 @@
         <w:rPr>
           <w:sz w:val="20"/>
         </w:rPr>
-        <w:t>Key problem pattern in Magnetic Properties Of Matter.</w:t>
+        <w:t>Classification of magnetic materials, Curie-Weiss law, and hysteresis loop area (energy dissipation).</w:t>
       </w:r>
     </w:p>
     <w:tbl>
@@ -391,7 +570,7 @@
                 <w:color w:val="2D3748"/>
                 <w:sz w:val="19"/>
               </w:rPr>
-              <w:t>Watch for algebraic and sign errors.</w:t>
+              <w:t>Diamagnetic materials have small negative susceptibility χ &lt; 0 that is strictly independent of temperature.</w:t>
             </w:r>
           </w:p>
         </w:tc>
@@ -432,7 +611,7 @@
                 <w:color w:val="2D3748"/>
                 <w:sz w:val="19"/>
               </w:rPr>
-              <w:t>Verify dimensions and boundary conditions.</w:t>
+              <w:t>Permanent magnets require high retentivity and high coercivity (e.g. Alnico). Transformer cores require high permeability and low hysteresis loss (soft iron).</w:t>
             </w:r>
           </w:p>
         </w:tc>
@@ -522,6 +701,214 @@
           <w:sz w:val="18"/>
         </w:rPr>
         <w:t xml:space="preserve">"The percentage increase in magnetic field (B) when space within a current carrying solenoid is filled with magnesium (magnetic susceptibilit..."  </w:t>
+      </w:r>
+      <w:r>
+        <w:rPr>
+          <w:b/>
+          <w:color w:val="2B6CB0"/>
+          <w:sz w:val="18"/>
+        </w:rPr>
+        <w:t>[Ans: N/A]</w:t>
+      </w:r>
+    </w:p>
+    <w:p>
+      <w:pPr>
+        <w:spacing w:after="120"/>
+      </w:pPr>
+    </w:p>
+    <w:p>
+      <w:pPr>
+        <w:pStyle w:val="Heading2"/>
+      </w:pPr>
+      <w:r>
+        <w:rPr>
+          <w:color w:val="2B6CB0"/>
+          <w:sz w:val="24"/>
+        </w:rPr>
+        <w:t>3.2 Magnetic Dipole Moment &amp; Earth's Magnetism (Very High Yield — 36 PYQs)</w:t>
+      </w:r>
+    </w:p>
+    <w:p>
+      <w:r>
+        <w:rPr>
+          <w:b/>
+          <w:sz w:val="20"/>
+        </w:rPr>
+        <w:t xml:space="preserve">Core Principle: </w:t>
+      </w:r>
+      <w:r>
+        <w:rPr>
+          <w:sz w:val="20"/>
+        </w:rPr>
+        <w:t>Current loops as magnetic dipoles, orbital electron magnetic moment, and elements of Earth's magnetic field.</w:t>
+      </w:r>
+    </w:p>
+    <w:tbl>
+      <w:tblPr>
+        <w:tblW w:type="auto" w:w="0"/>
+        <w:jc w:val="center"/>
+        <w:tblLook w:firstColumn="1" w:firstRow="1" w:lastColumn="0" w:lastRow="0" w:noHBand="0" w:noVBand="1" w:val="04A0"/>
+      </w:tblPr>
+      <w:tblGrid>
+        <w:gridCol w:w="10080"/>
+      </w:tblGrid>
+      <w:tr>
+        <w:tc>
+          <w:tcPr>
+            <w:tcW w:type="dxa" w:w="10080"/>
+            <w:shd w:fill="FFF5F5"/>
+            <w:tcMar>
+              <w:top w:w="100" w:type="dxa"/>
+              <w:bottom w:w="100" w:type="dxa"/>
+              <w:left w:w="150" w:type="dxa"/>
+              <w:right w:w="150" w:type="dxa"/>
+            </w:tcMar>
+          </w:tcPr>
+          <w:p>
+            <w:r>
+              <w:rPr>
+                <w:b/>
+                <w:color w:val="C53030"/>
+                <w:sz w:val="19"/>
+              </w:rPr>
+              <w:t xml:space="preserve">⚠️ Common Trap / JEE Pitfall: </w:t>
+            </w:r>
+            <w:r>
+              <w:rPr>
+                <w:color w:val="2D3748"/>
+                <w:sz w:val="19"/>
+              </w:rPr>
+              <w:t>At the magnetic equator, dip angle δ = 0° (B_V = 0). At magnetic poles, dip angle δ = 90° (B_H = 0).</w:t>
+            </w:r>
+          </w:p>
+        </w:tc>
+      </w:tr>
+    </w:tbl>
+    <w:tbl>
+      <w:tblPr>
+        <w:tblW w:type="auto" w:w="0"/>
+        <w:jc w:val="center"/>
+        <w:tblLook w:firstColumn="1" w:firstRow="1" w:lastColumn="0" w:lastRow="0" w:noHBand="0" w:noVBand="1" w:val="04A0"/>
+      </w:tblPr>
+      <w:tblGrid>
+        <w:gridCol w:w="10080"/>
+      </w:tblGrid>
+      <w:tr>
+        <w:tc>
+          <w:tcPr>
+            <w:tcW w:type="dxa" w:w="10080"/>
+            <w:shd w:fill="F0FFF4"/>
+            <w:tcMar>
+              <w:top w:w="100" w:type="dxa"/>
+              <w:bottom w:w="100" w:type="dxa"/>
+              <w:left w:w="150" w:type="dxa"/>
+              <w:right w:w="150" w:type="dxa"/>
+            </w:tcMar>
+          </w:tcPr>
+          <w:p>
+            <w:r>
+              <w:rPr>
+                <w:b/>
+                <w:color w:val="276749"/>
+                <w:sz w:val="19"/>
+              </w:rPr>
+              <w:t xml:space="preserve">💡 Speed Hack / Trick: </w:t>
+            </w:r>
+            <w:r>
+              <w:rPr>
+                <w:color w:val="2D3748"/>
+                <w:sz w:val="19"/>
+              </w:rPr>
+              <w:t>Apparent dip δ_1, δ_2 in two mutually perpendicular vertical planes: \cot^2δ = \cot^2δ_1 + \cot^2δ_2.</w:t>
+            </w:r>
+          </w:p>
+        </w:tc>
+      </w:tr>
+    </w:tbl>
+    <w:p>
+      <w:pPr>
+        <w:spacing w:before="120" w:after="40"/>
+      </w:pPr>
+      <w:r>
+        <w:rPr>
+          <w:b/>
+          <w:color w:val="1A365D"/>
+          <w:sz w:val="19"/>
+        </w:rPr>
+        <w:t>Source PYQs testing this concept:</w:t>
+      </w:r>
+    </w:p>
+    <w:p>
+      <w:pPr>
+        <w:pStyle w:val="ListBullet"/>
+        <w:spacing w:after="40"/>
+      </w:pPr>
+      <w:r>
+        <w:rPr>
+          <w:b/>
+          <w:sz w:val="18"/>
+        </w:rPr>
+        <w:t xml:space="preserve">[2026 Morning Shift] Q#3 (MCQ): </w:t>
+      </w:r>
+      <w:r>
+        <w:rPr>
+          <w:sz w:val="18"/>
+        </w:rPr>
+        <w:t xml:space="preserve">"Given below are two statements: one is labelled as Assertion (A) and the other is labelled as Reason (R). Consider a ferromagnetic material ..."  </w:t>
+      </w:r>
+      <w:r>
+        <w:rPr>
+          <w:b/>
+          <w:color w:val="2B6CB0"/>
+          <w:sz w:val="18"/>
+        </w:rPr>
+        <w:t>[Ans: D]</w:t>
+      </w:r>
+    </w:p>
+    <w:p>
+      <w:pPr>
+        <w:pStyle w:val="ListBullet"/>
+        <w:spacing w:after="40"/>
+      </w:pPr>
+      <w:r>
+        <w:rPr>
+          <w:b/>
+          <w:sz w:val="18"/>
+        </w:rPr>
+        <w:t xml:space="preserve">[2025 Evening Shift] Q#2 (MCQ): </w:t>
+      </w:r>
+      <w:r>
+        <w:rPr>
+          <w:sz w:val="18"/>
+        </w:rPr>
+        <w:t xml:space="preserve">"A magnetic dipole experiences a torque of 80√(3)Nm when placed in uniform magnetic field in such a way that dipole moment makes angle ..."  </w:t>
+      </w:r>
+      <w:r>
+        <w:rPr>
+          <w:b/>
+          <w:color w:val="2B6CB0"/>
+          <w:sz w:val="18"/>
+        </w:rPr>
+        <w:t>[Ans: N/A]</w:t>
+      </w:r>
+    </w:p>
+    <w:p>
+      <w:pPr>
+        <w:pStyle w:val="ListBullet"/>
+        <w:spacing w:after="40"/>
+      </w:pPr>
+      <w:r>
+        <w:rPr>
+          <w:b/>
+          <w:sz w:val="18"/>
+        </w:rPr>
+        <w:t xml:space="preserve">[2025 Evening Shift] Q#4 (MCQ): </w:t>
+      </w:r>
+      <w:r>
+        <w:rPr>
+          <w:sz w:val="18"/>
+        </w:rPr>
+        <w:t xml:space="preserve">"Given below are two statements : one is labelled as Assertion (A) and the other is labelled as Reason (R). Assertion (A): Magnetic monopoles..."  </w:t>
       </w:r>
       <w:r>
         <w:rPr>
@@ -662,6 +1049,129 @@
               <w:t>Solution Analysis:</w:t>
               <w:br/>
               <w:t>The relative permeability of the core is μ_(r)=400 . The magnetic field applied is, B=1.0T . The permeability of free space is μ_(0)=4π × 10^-7T · m/A . The magnetic induction B in a material is related to the magnetic intensity H by the total permeability of the medium ( μ ) : B=μ H...(i) The total permeability μ is the product of the permeability of free space and the relative permeability of the material : μ=μ_(0)μ_(r) Substituting this into the first equation : B=μ_(0)μ_(r)H ⇒ H=\fracBμ_(0)μ_(r) Substituting the given values, H=\frac1.0(4π × 10^-7) × 400 ⇒ H=\frac11600π × 10^-7 ⇒ H=(1 / 16π) × 10^5=a × 10^5 ⇒ α=(1 / 16π) Therefore, the value of α is (1 / 16π) . Thus, the correct option is (B).</w:t>
+            </w:r>
+          </w:p>
+        </w:tc>
+      </w:tr>
+    </w:tbl>
+    <w:p>
+      <w:pPr>
+        <w:spacing w:after="120"/>
+      </w:pPr>
+    </w:p>
+    <w:p>
+      <w:pPr>
+        <w:spacing w:before="160" w:after="40"/>
+      </w:pPr>
+      <w:r>
+        <w:rPr>
+          <w:b/>
+          <w:color w:val="1A365D"/>
+          <w:sz w:val="22"/>
+        </w:rPr>
+        <w:t>Benchmark Problem 2: JEE Main 2026 (Online) 23rd January Morning Shift (Q#3)</w:t>
+      </w:r>
+    </w:p>
+    <w:p>
+      <w:pPr>
+        <w:spacing w:after="80"/>
+      </w:pPr>
+      <w:r>
+        <w:rPr>
+          <w:sz w:val="20"/>
+        </w:rPr>
+        <w:t>Given below are two statements: one is labelled as Assertion (A) and the other is labelled as Reason (R). Consider a ferromagnetic material : Assertion (A) : The individual atoms in a ferromagnetic material possess a magnetic dipole moment and interact with one another in such a way that they spontaneously align themselves forming domains. Reason (R) : At high enough temperature, the domain structure of ferromagnetic material disintegrates. Thus, magnetization will disappear at high enough temperature known as Curie temperature. In the light of the above statements, choose the correct answer from the options given below :</w:t>
+      </w:r>
+    </w:p>
+    <w:p>
+      <w:pPr>
+        <w:pStyle w:val="ListBullet"/>
+        <w:spacing w:after="20"/>
+      </w:pPr>
+      <w:r>
+        <w:rPr>
+          <w:sz w:val="19"/>
+        </w:rPr>
+        <w:t>(A) (A) is true but (R) is false</w:t>
+      </w:r>
+    </w:p>
+    <w:p>
+      <w:pPr>
+        <w:pStyle w:val="ListBullet"/>
+        <w:spacing w:after="20"/>
+      </w:pPr>
+      <w:r>
+        <w:rPr>
+          <w:sz w:val="19"/>
+        </w:rPr>
+        <w:t>(B) Both (A) and (R) are true and (R) is the correct explanation of (A)</w:t>
+      </w:r>
+    </w:p>
+    <w:p>
+      <w:pPr>
+        <w:pStyle w:val="ListBullet"/>
+        <w:spacing w:after="20"/>
+      </w:pPr>
+      <w:r>
+        <w:rPr>
+          <w:sz w:val="19"/>
+        </w:rPr>
+        <w:t>(C) (A) is false but (R) is true</w:t>
+      </w:r>
+    </w:p>
+    <w:p>
+      <w:pPr>
+        <w:pStyle w:val="ListBullet"/>
+        <w:spacing w:after="20"/>
+      </w:pPr>
+      <w:r>
+        <w:rPr>
+          <w:b/>
+          <w:color w:val="276749"/>
+          <w:sz w:val="19"/>
+        </w:rPr>
+        <w:t>(D) Both (A) and (R) are true but (R) is not the correct explanation of (A)</w:t>
+      </w:r>
+    </w:p>
+    <w:tbl>
+      <w:tblPr>
+        <w:tblW w:type="auto" w:w="0"/>
+        <w:jc w:val="center"/>
+        <w:tblLook w:firstColumn="1" w:firstRow="1" w:lastColumn="0" w:lastRow="0" w:noHBand="0" w:noVBand="1" w:val="04A0"/>
+      </w:tblPr>
+      <w:tblGrid>
+        <w:gridCol w:w="10080"/>
+      </w:tblGrid>
+      <w:tr>
+        <w:tc>
+          <w:tcPr>
+            <w:tcW w:type="dxa" w:w="10080"/>
+            <w:shd w:fill="F7FAFC"/>
+            <w:tcMar>
+              <w:top w:w="100" w:type="dxa"/>
+              <w:bottom w:w="100" w:type="dxa"/>
+              <w:left w:w="150" w:type="dxa"/>
+              <w:right w:w="150" w:type="dxa"/>
+            </w:tcMar>
+          </w:tcPr>
+          <w:p>
+            <w:r>
+              <w:rPr>
+                <w:b/>
+                <w:color w:val="1A365D"/>
+                <w:sz w:val="19"/>
+              </w:rPr>
+              <w:t>Correct Answer: D</w:t>
+              <w:br/>
+            </w:r>
+            <w:r>
+              <w:rPr>
+                <w:color w:val="2D3748"/>
+                <w:sz w:val="18"/>
+              </w:rPr>
+              <w:t>Solution Analysis:</w:t>
+              <w:br/>
+              <w:t>Ferromagnetic materials (like iron, nickel, cobalt) are characterized by the fact that their individual atoms possess a permanent magnetic dipole moment. Due to strong quantum mechanical interactions between neighbouring atoms, these dipoles spontaneously align parallel to each other within small macroscopic regions. These aligned regions are indeed called magnetic domains. Within a domain, the magnetization is saturated, even in the absence of an external field. Hence, the Assertion (A) is True. Temperature represents thermal agitation. As the temperature of a ferromagnetic material increases, the thermal energy tends to randomize the orientation of the magnetic dipoles. At a specific critical temperature called the Curie Temperature ( T_(c) ), the thermal agitation becomes strong enough to overcome the exchange coupling that holds the domains together. The domain structure breaks down (disintegrates), and the material transitions from ferromagnetic to paramagnetic, losing its spontaneous magnetization. So, the Reason (R) is also True. The formation of domains (A) is caused by the minimization of exchange energy and magnetostatic energy. The destruction of domains at high temperature ( R ) is a property of the material's phase transition. Knowing that domains disappear at high heat does not explain the fundamental physical mechanism (exchange interaction) that causes them to align spontaneously at lower temperatures. Both statements are correct facts, but R is not the functional explanation for A , i.e., both (A) and (R) are true but (R) is not the correct explanation of (A). Hence, the correct option is (D).</w:t>
             </w:r>
           </w:p>
         </w:tc>

--- a/dist/exports/magnetic-properties-of-matter_revision_notes.docx
+++ b/dist/exports/magnetic-properties-of-matter_revision_notes.docx
@@ -189,7 +189,7 @@
                 <w:color w:val="2D3748"/>
                 <w:sz w:val="19"/>
               </w:rPr>
-              <w:t>Magnetic Materials (Dia, Para, Ferro) &amp; Hysteresis</w:t>
+              <w:t>Magnetic Dipole Moment &amp; Earth's Magnetism</w:t>
             </w:r>
           </w:p>
         </w:tc>
@@ -209,7 +209,7 @@
               <w:rPr>
                 <w:sz w:val="19"/>
               </w:rPr>
-              <w:t>43 PYQs</w:t>
+              <w:t>39 PYQs</w:t>
             </w:r>
           </w:p>
         </w:tc>
@@ -230,7 +230,7 @@
                 <w:color w:val="718096"/>
                 <w:sz w:val="19"/>
               </w:rPr>
-              <w:t>Materials</w:t>
+              <w:t>Dipoles &amp; Terrestrial</w:t>
             </w:r>
           </w:p>
         </w:tc>
@@ -276,7 +276,7 @@
                 <w:color w:val="2D3748"/>
                 <w:sz w:val="19"/>
               </w:rPr>
-              <w:t>Magnetic Dipole Moment &amp; Earth's Magnetism</w:t>
+              <w:t>Magnetic Materials (Dia, Para, Ferro) &amp; Hysteresis</w:t>
             </w:r>
           </w:p>
         </w:tc>
@@ -296,7 +296,7 @@
               <w:rPr>
                 <w:sz w:val="19"/>
               </w:rPr>
-              <w:t>36 PYQs</w:t>
+              <w:t>35 PYQs</w:t>
             </w:r>
           </w:p>
         </w:tc>
@@ -317,7 +317,7 @@
                 <w:color w:val="718096"/>
                 <w:sz w:val="19"/>
               </w:rPr>
-              <w:t>Dipoles &amp; Terrestrial</w:t>
+              <w:t>Materials</w:t>
             </w:r>
           </w:p>
         </w:tc>
@@ -417,7 +417,7 @@
                 <w:color w:val="1A365D"/>
                 <w:sz w:val="19"/>
               </w:rPr>
-              <w:t>Magnetic Materials (Dia, Para, Ferro) &amp; Hysteresis</w:t>
+              <w:t>Magnetic Dipole Moment &amp; Earth's Magnetism</w:t>
             </w:r>
           </w:p>
         </w:tc>
@@ -439,7 +439,7 @@
                 <w:color w:val="2D3748"/>
                 <w:sz w:val="19"/>
               </w:rPr>
-              <w:t>\vec{B} = \mu_0(\vec{H} + \vec{M}), \quad \mu_r = 1 + \chi, \quad \chi_{\text{para}} = \frac{C}{T}, \quad \chi_{\text{ferro}} = \frac{C}{T - T_c}</w:t>
+              <w:t>\vec{M} = I\vec{A} = N I A, \quad \mu_B = \frac{e\hbar}{2m} \approx 9.27 \times 10^{-24}\text{ A m}^2, \quad B_H = B\cos\delta, \quad \tan\delta = \frac{B_V}{B_H}</w:t>
             </w:r>
           </w:p>
         </w:tc>
@@ -463,7 +463,7 @@
                 <w:color w:val="1A365D"/>
                 <w:sz w:val="19"/>
               </w:rPr>
-              <w:t>Magnetic Dipole Moment &amp; Earth's Magnetism</w:t>
+              <w:t>Magnetic Materials (Dia, Para, Ferro) &amp; Hysteresis</w:t>
             </w:r>
           </w:p>
         </w:tc>
@@ -485,7 +485,7 @@
                 <w:color w:val="2D3748"/>
                 <w:sz w:val="19"/>
               </w:rPr>
-              <w:t>\vec{M} = I\vec{A} = N I A, \quad \mu_B = \frac{e\hbar}{2m} \approx 9.27 \times 10^{-24}\text{ A m}^2, \quad B_H = B\cos\delta, \quad \tan\delta = \frac{B_V}{B_H}</w:t>
+              <w:t>\vec{B} = \mu_0(\vec{H} + \vec{M}), \quad \mu_r = 1 + \chi, \quad \chi_{\text{para}} = \frac{C}{T}, \quad \chi_{\text{ferro}} = \frac{C}{T - T_c}</w:t>
             </w:r>
           </w:p>
         </w:tc>
@@ -517,7 +517,215 @@
           <w:color w:val="2B6CB0"/>
           <w:sz w:val="24"/>
         </w:rPr>
-        <w:t>3.1 Magnetic Materials (Dia, Para, Ferro) &amp; Hysteresis (Very High Yield — 43 PYQs)</w:t>
+        <w:t>3.1 Magnetic Dipole Moment &amp; Earth's Magnetism (Very High Yield — 39 PYQs)</w:t>
+      </w:r>
+    </w:p>
+    <w:p>
+      <w:r>
+        <w:rPr>
+          <w:b/>
+          <w:sz w:val="20"/>
+        </w:rPr>
+        <w:t xml:space="preserve">Core Principle: </w:t>
+      </w:r>
+      <w:r>
+        <w:rPr>
+          <w:sz w:val="20"/>
+        </w:rPr>
+        <w:t>Current loops as magnetic dipoles, orbital electron magnetic moment, and elements of Earth's magnetic field.</w:t>
+      </w:r>
+    </w:p>
+    <w:tbl>
+      <w:tblPr>
+        <w:tblW w:type="auto" w:w="0"/>
+        <w:jc w:val="center"/>
+        <w:tblLook w:firstColumn="1" w:firstRow="1" w:lastColumn="0" w:lastRow="0" w:noHBand="0" w:noVBand="1" w:val="04A0"/>
+      </w:tblPr>
+      <w:tblGrid>
+        <w:gridCol w:w="10080"/>
+      </w:tblGrid>
+      <w:tr>
+        <w:tc>
+          <w:tcPr>
+            <w:tcW w:type="dxa" w:w="10080"/>
+            <w:shd w:fill="FFF5F5"/>
+            <w:tcMar>
+              <w:top w:w="100" w:type="dxa"/>
+              <w:bottom w:w="100" w:type="dxa"/>
+              <w:left w:w="150" w:type="dxa"/>
+              <w:right w:w="150" w:type="dxa"/>
+            </w:tcMar>
+          </w:tcPr>
+          <w:p>
+            <w:r>
+              <w:rPr>
+                <w:b/>
+                <w:color w:val="C53030"/>
+                <w:sz w:val="19"/>
+              </w:rPr>
+              <w:t xml:space="preserve">⚠️ Common Trap / JEE Pitfall: </w:t>
+            </w:r>
+            <w:r>
+              <w:rPr>
+                <w:color w:val="2D3748"/>
+                <w:sz w:val="19"/>
+              </w:rPr>
+              <w:t>At the magnetic equator, dip angle δ = 0° (B_V = 0). At magnetic poles, dip angle δ = 90° (B_H = 0).</w:t>
+            </w:r>
+          </w:p>
+        </w:tc>
+      </w:tr>
+    </w:tbl>
+    <w:tbl>
+      <w:tblPr>
+        <w:tblW w:type="auto" w:w="0"/>
+        <w:jc w:val="center"/>
+        <w:tblLook w:firstColumn="1" w:firstRow="1" w:lastColumn="0" w:lastRow="0" w:noHBand="0" w:noVBand="1" w:val="04A0"/>
+      </w:tblPr>
+      <w:tblGrid>
+        <w:gridCol w:w="10080"/>
+      </w:tblGrid>
+      <w:tr>
+        <w:tc>
+          <w:tcPr>
+            <w:tcW w:type="dxa" w:w="10080"/>
+            <w:shd w:fill="F0FFF4"/>
+            <w:tcMar>
+              <w:top w:w="100" w:type="dxa"/>
+              <w:bottom w:w="100" w:type="dxa"/>
+              <w:left w:w="150" w:type="dxa"/>
+              <w:right w:w="150" w:type="dxa"/>
+            </w:tcMar>
+          </w:tcPr>
+          <w:p>
+            <w:r>
+              <w:rPr>
+                <w:b/>
+                <w:color w:val="276749"/>
+                <w:sz w:val="19"/>
+              </w:rPr>
+              <w:t xml:space="preserve">💡 Speed Hack / Trick: </w:t>
+            </w:r>
+            <w:r>
+              <w:rPr>
+                <w:color w:val="2D3748"/>
+                <w:sz w:val="19"/>
+              </w:rPr>
+              <w:t>Apparent dip δ_1, δ_2 in two mutually perpendicular vertical planes: \cot^2δ = \cot^2δ_1 + \cot^2δ_2.</w:t>
+            </w:r>
+          </w:p>
+        </w:tc>
+      </w:tr>
+    </w:tbl>
+    <w:p>
+      <w:pPr>
+        <w:spacing w:before="120" w:after="40"/>
+      </w:pPr>
+      <w:r>
+        <w:rPr>
+          <w:b/>
+          <w:color w:val="1A365D"/>
+          <w:sz w:val="19"/>
+        </w:rPr>
+        <w:t>Source PYQs testing this concept:</w:t>
+      </w:r>
+    </w:p>
+    <w:p>
+      <w:pPr>
+        <w:pStyle w:val="ListBullet"/>
+        <w:spacing w:after="40"/>
+      </w:pPr>
+      <w:r>
+        <w:rPr>
+          <w:b/>
+          <w:sz w:val="18"/>
+        </w:rPr>
+        <w:t xml:space="preserve">[2025 Evening Shift] Q#2 (MCQ): </w:t>
+      </w:r>
+      <w:r>
+        <w:rPr>
+          <w:sz w:val="18"/>
+        </w:rPr>
+        <w:t xml:space="preserve">"A magnetic dipole experiences a torque of 80√(3)Nm when placed in uniform magnetic field in such a way that dipole moment makes angle ..."  </w:t>
+      </w:r>
+      <w:r>
+        <w:rPr>
+          <w:b/>
+          <w:color w:val="2B6CB0"/>
+          <w:sz w:val="18"/>
+        </w:rPr>
+        <w:t>[Ans: N/A]</w:t>
+      </w:r>
+    </w:p>
+    <w:p>
+      <w:pPr>
+        <w:pStyle w:val="ListBullet"/>
+        <w:spacing w:after="40"/>
+      </w:pPr>
+      <w:r>
+        <w:rPr>
+          <w:b/>
+          <w:sz w:val="18"/>
+        </w:rPr>
+        <w:t xml:space="preserve">[2025 Evening Shift] Q#4 (MCQ): </w:t>
+      </w:r>
+      <w:r>
+        <w:rPr>
+          <w:sz w:val="18"/>
+        </w:rPr>
+        <w:t xml:space="preserve">"Given below are two statements : one is labelled as Assertion (A) and the other is labelled as Reason (R). Assertion (A): Magnetic monopoles..."  </w:t>
+      </w:r>
+      <w:r>
+        <w:rPr>
+          <w:b/>
+          <w:color w:val="2B6CB0"/>
+          <w:sz w:val="18"/>
+        </w:rPr>
+        <w:t>[Ans: N/A]</w:t>
+      </w:r>
+    </w:p>
+    <w:p>
+      <w:pPr>
+        <w:pStyle w:val="ListBullet"/>
+        <w:spacing w:after="40"/>
+      </w:pPr>
+      <w:r>
+        <w:rPr>
+          <w:b/>
+          <w:sz w:val="18"/>
+        </w:rPr>
+        <w:t xml:space="preserve">[2025 Evening Shift] Q#4 (MCQ): </w:t>
+      </w:r>
+      <w:r>
+        <w:rPr>
+          <w:sz w:val="18"/>
+        </w:rPr>
+        <w:t xml:space="preserve">"Match List - I with List - II. List - I List - II (A) Magnetic induction (I) Ampere meter 2 (B) Magnetic intensity (II) Weber (C) Magnetic f..."  </w:t>
+      </w:r>
+      <w:r>
+        <w:rPr>
+          <w:b/>
+          <w:color w:val="2B6CB0"/>
+          <w:sz w:val="18"/>
+        </w:rPr>
+        <w:t>[Ans: A]</w:t>
+      </w:r>
+    </w:p>
+    <w:p>
+      <w:pPr>
+        <w:spacing w:after="120"/>
+      </w:pPr>
+    </w:p>
+    <w:p>
+      <w:pPr>
+        <w:pStyle w:val="Heading2"/>
+      </w:pPr>
+      <w:r>
+        <w:rPr>
+          <w:color w:val="2B6CB0"/>
+          <w:sz w:val="24"/>
+        </w:rPr>
+        <w:t>3.2 Magnetic Materials (Dia, Para, Ferro) &amp; Hysteresis (Very High Yield — 35 PYQs)</w:t>
       </w:r>
     </w:p>
     <w:p>
@@ -718,214 +926,6 @@
     </w:p>
     <w:p>
       <w:pPr>
-        <w:pStyle w:val="Heading2"/>
-      </w:pPr>
-      <w:r>
-        <w:rPr>
-          <w:color w:val="2B6CB0"/>
-          <w:sz w:val="24"/>
-        </w:rPr>
-        <w:t>3.2 Magnetic Dipole Moment &amp; Earth's Magnetism (Very High Yield — 36 PYQs)</w:t>
-      </w:r>
-    </w:p>
-    <w:p>
-      <w:r>
-        <w:rPr>
-          <w:b/>
-          <w:sz w:val="20"/>
-        </w:rPr>
-        <w:t xml:space="preserve">Core Principle: </w:t>
-      </w:r>
-      <w:r>
-        <w:rPr>
-          <w:sz w:val="20"/>
-        </w:rPr>
-        <w:t>Current loops as magnetic dipoles, orbital electron magnetic moment, and elements of Earth's magnetic field.</w:t>
-      </w:r>
-    </w:p>
-    <w:tbl>
-      <w:tblPr>
-        <w:tblW w:type="auto" w:w="0"/>
-        <w:jc w:val="center"/>
-        <w:tblLook w:firstColumn="1" w:firstRow="1" w:lastColumn="0" w:lastRow="0" w:noHBand="0" w:noVBand="1" w:val="04A0"/>
-      </w:tblPr>
-      <w:tblGrid>
-        <w:gridCol w:w="10080"/>
-      </w:tblGrid>
-      <w:tr>
-        <w:tc>
-          <w:tcPr>
-            <w:tcW w:type="dxa" w:w="10080"/>
-            <w:shd w:fill="FFF5F5"/>
-            <w:tcMar>
-              <w:top w:w="100" w:type="dxa"/>
-              <w:bottom w:w="100" w:type="dxa"/>
-              <w:left w:w="150" w:type="dxa"/>
-              <w:right w:w="150" w:type="dxa"/>
-            </w:tcMar>
-          </w:tcPr>
-          <w:p>
-            <w:r>
-              <w:rPr>
-                <w:b/>
-                <w:color w:val="C53030"/>
-                <w:sz w:val="19"/>
-              </w:rPr>
-              <w:t xml:space="preserve">⚠️ Common Trap / JEE Pitfall: </w:t>
-            </w:r>
-            <w:r>
-              <w:rPr>
-                <w:color w:val="2D3748"/>
-                <w:sz w:val="19"/>
-              </w:rPr>
-              <w:t>At the magnetic equator, dip angle δ = 0° (B_V = 0). At magnetic poles, dip angle δ = 90° (B_H = 0).</w:t>
-            </w:r>
-          </w:p>
-        </w:tc>
-      </w:tr>
-    </w:tbl>
-    <w:tbl>
-      <w:tblPr>
-        <w:tblW w:type="auto" w:w="0"/>
-        <w:jc w:val="center"/>
-        <w:tblLook w:firstColumn="1" w:firstRow="1" w:lastColumn="0" w:lastRow="0" w:noHBand="0" w:noVBand="1" w:val="04A0"/>
-      </w:tblPr>
-      <w:tblGrid>
-        <w:gridCol w:w="10080"/>
-      </w:tblGrid>
-      <w:tr>
-        <w:tc>
-          <w:tcPr>
-            <w:tcW w:type="dxa" w:w="10080"/>
-            <w:shd w:fill="F0FFF4"/>
-            <w:tcMar>
-              <w:top w:w="100" w:type="dxa"/>
-              <w:bottom w:w="100" w:type="dxa"/>
-              <w:left w:w="150" w:type="dxa"/>
-              <w:right w:w="150" w:type="dxa"/>
-            </w:tcMar>
-          </w:tcPr>
-          <w:p>
-            <w:r>
-              <w:rPr>
-                <w:b/>
-                <w:color w:val="276749"/>
-                <w:sz w:val="19"/>
-              </w:rPr>
-              <w:t xml:space="preserve">💡 Speed Hack / Trick: </w:t>
-            </w:r>
-            <w:r>
-              <w:rPr>
-                <w:color w:val="2D3748"/>
-                <w:sz w:val="19"/>
-              </w:rPr>
-              <w:t>Apparent dip δ_1, δ_2 in two mutually perpendicular vertical planes: \cot^2δ = \cot^2δ_1 + \cot^2δ_2.</w:t>
-            </w:r>
-          </w:p>
-        </w:tc>
-      </w:tr>
-    </w:tbl>
-    <w:p>
-      <w:pPr>
-        <w:spacing w:before="120" w:after="40"/>
-      </w:pPr>
-      <w:r>
-        <w:rPr>
-          <w:b/>
-          <w:color w:val="1A365D"/>
-          <w:sz w:val="19"/>
-        </w:rPr>
-        <w:t>Source PYQs testing this concept:</w:t>
-      </w:r>
-    </w:p>
-    <w:p>
-      <w:pPr>
-        <w:pStyle w:val="ListBullet"/>
-        <w:spacing w:after="40"/>
-      </w:pPr>
-      <w:r>
-        <w:rPr>
-          <w:b/>
-          <w:sz w:val="18"/>
-        </w:rPr>
-        <w:t xml:space="preserve">[2026 Morning Shift] Q#3 (MCQ): </w:t>
-      </w:r>
-      <w:r>
-        <w:rPr>
-          <w:sz w:val="18"/>
-        </w:rPr>
-        <w:t xml:space="preserve">"Given below are two statements: one is labelled as Assertion (A) and the other is labelled as Reason (R). Consider a ferromagnetic material ..."  </w:t>
-      </w:r>
-      <w:r>
-        <w:rPr>
-          <w:b/>
-          <w:color w:val="2B6CB0"/>
-          <w:sz w:val="18"/>
-        </w:rPr>
-        <w:t>[Ans: D]</w:t>
-      </w:r>
-    </w:p>
-    <w:p>
-      <w:pPr>
-        <w:pStyle w:val="ListBullet"/>
-        <w:spacing w:after="40"/>
-      </w:pPr>
-      <w:r>
-        <w:rPr>
-          <w:b/>
-          <w:sz w:val="18"/>
-        </w:rPr>
-        <w:t xml:space="preserve">[2025 Evening Shift] Q#2 (MCQ): </w:t>
-      </w:r>
-      <w:r>
-        <w:rPr>
-          <w:sz w:val="18"/>
-        </w:rPr>
-        <w:t xml:space="preserve">"A magnetic dipole experiences a torque of 80√(3)Nm when placed in uniform magnetic field in such a way that dipole moment makes angle ..."  </w:t>
-      </w:r>
-      <w:r>
-        <w:rPr>
-          <w:b/>
-          <w:color w:val="2B6CB0"/>
-          <w:sz w:val="18"/>
-        </w:rPr>
-        <w:t>[Ans: N/A]</w:t>
-      </w:r>
-    </w:p>
-    <w:p>
-      <w:pPr>
-        <w:pStyle w:val="ListBullet"/>
-        <w:spacing w:after="40"/>
-      </w:pPr>
-      <w:r>
-        <w:rPr>
-          <w:b/>
-          <w:sz w:val="18"/>
-        </w:rPr>
-        <w:t xml:space="preserve">[2025 Evening Shift] Q#4 (MCQ): </w:t>
-      </w:r>
-      <w:r>
-        <w:rPr>
-          <w:sz w:val="18"/>
-        </w:rPr>
-        <w:t xml:space="preserve">"Given below are two statements : one is labelled as Assertion (A) and the other is labelled as Reason (R). Assertion (A): Magnetic monopoles..."  </w:t>
-      </w:r>
-      <w:r>
-        <w:rPr>
-          <w:b/>
-          <w:color w:val="2B6CB0"/>
-          <w:sz w:val="18"/>
-        </w:rPr>
-        <w:t>[Ans: N/A]</w:t>
-      </w:r>
-    </w:p>
-    <w:p>
-      <w:pPr>
-        <w:spacing w:after="120"/>
-      </w:pPr>
-    </w:p>
-    <w:p>
-      <w:pPr>
         <w:pStyle w:val="Heading1"/>
       </w:pPr>
       <w:r>
@@ -1069,7 +1069,7 @@
           <w:color w:val="1A365D"/>
           <w:sz w:val="22"/>
         </w:rPr>
-        <w:t>Benchmark Problem 2: JEE Main 2026 (Online) 23rd January Morning Shift (Q#3)</w:t>
+        <w:t>Benchmark Problem 2: JEE Main 2025 (Online) 29th January Evening Shift (Q#4)</w:t>
       </w:r>
     </w:p>
     <w:p>
@@ -1080,43 +1080,7 @@
         <w:rPr>
           <w:sz w:val="20"/>
         </w:rPr>
-        <w:t>Given below are two statements: one is labelled as Assertion (A) and the other is labelled as Reason (R). Consider a ferromagnetic material : Assertion (A) : The individual atoms in a ferromagnetic material possess a magnetic dipole moment and interact with one another in such a way that they spontaneously align themselves forming domains. Reason (R) : At high enough temperature, the domain structure of ferromagnetic material disintegrates. Thus, magnetization will disappear at high enough temperature known as Curie temperature. In the light of the above statements, choose the correct answer from the options given below :</w:t>
-      </w:r>
-    </w:p>
-    <w:p>
-      <w:pPr>
-        <w:pStyle w:val="ListBullet"/>
-        <w:spacing w:after="20"/>
-      </w:pPr>
-      <w:r>
-        <w:rPr>
-          <w:sz w:val="19"/>
-        </w:rPr>
-        <w:t>(A) (A) is true but (R) is false</w:t>
-      </w:r>
-    </w:p>
-    <w:p>
-      <w:pPr>
-        <w:pStyle w:val="ListBullet"/>
-        <w:spacing w:after="20"/>
-      </w:pPr>
-      <w:r>
-        <w:rPr>
-          <w:sz w:val="19"/>
-        </w:rPr>
-        <w:t>(B) Both (A) and (R) are true and (R) is the correct explanation of (A)</w:t>
-      </w:r>
-    </w:p>
-    <w:p>
-      <w:pPr>
-        <w:pStyle w:val="ListBullet"/>
-        <w:spacing w:after="20"/>
-      </w:pPr>
-      <w:r>
-        <w:rPr>
-          <w:sz w:val="19"/>
-        </w:rPr>
-        <w:t>(C) (A) is false but (R) is true</w:t>
+        <w:t>Match List - I with List - II. List - I List - II (A) Magnetic induction (I) Ampere meter 2 (B) Magnetic intensity (II) Weber (C) Magnetic flux (III) Gauss (D) Magnetic moment (IV) Ampere meter Choose the correct answer from the options given below:</w:t>
       </w:r>
     </w:p>
     <w:p>
@@ -1130,7 +1094,43 @@
           <w:color w:val="276749"/>
           <w:sz w:val="19"/>
         </w:rPr>
-        <w:t>(D) Both (A) and (R) are true but (R) is not the correct explanation of (A)</w:t>
+        <w:t>(A) (A)-(III), (B)-(IV), (C)-(II), (D)-(I)</w:t>
+      </w:r>
+    </w:p>
+    <w:p>
+      <w:pPr>
+        <w:pStyle w:val="ListBullet"/>
+        <w:spacing w:after="20"/>
+      </w:pPr>
+      <w:r>
+        <w:rPr>
+          <w:sz w:val="19"/>
+        </w:rPr>
+        <w:t>(B) (A)-(III), (B)-(II), (C)-(I), (D)-(IV)</w:t>
+      </w:r>
+    </w:p>
+    <w:p>
+      <w:pPr>
+        <w:pStyle w:val="ListBullet"/>
+        <w:spacing w:after="20"/>
+      </w:pPr>
+      <w:r>
+        <w:rPr>
+          <w:sz w:val="19"/>
+        </w:rPr>
+        <w:t>(C) (A)-(III), (B)-(IV), (C)-(I), (D)-(II)</w:t>
+      </w:r>
+    </w:p>
+    <w:p>
+      <w:pPr>
+        <w:pStyle w:val="ListBullet"/>
+        <w:spacing w:after="20"/>
+      </w:pPr>
+      <w:r>
+        <w:rPr>
+          <w:sz w:val="19"/>
+        </w:rPr>
+        <w:t>(D) (A)-(I), (B)-(II), (C)-(III), (D)-(IV)</w:t>
       </w:r>
     </w:p>
     <w:tbl>
@@ -1161,7 +1161,7 @@
                 <w:color w:val="1A365D"/>
                 <w:sz w:val="19"/>
               </w:rPr>
-              <w:t>Correct Answer: D</w:t>
+              <w:t>Correct Answer: A</w:t>
               <w:br/>
             </w:r>
             <w:r>
@@ -1171,7 +1171,7 @@
               </w:rPr>
               <w:t>Solution Analysis:</w:t>
               <w:br/>
-              <w:t>Ferromagnetic materials (like iron, nickel, cobalt) are characterized by the fact that their individual atoms possess a permanent magnetic dipole moment. Due to strong quantum mechanical interactions between neighbouring atoms, these dipoles spontaneously align parallel to each other within small macroscopic regions. These aligned regions are indeed called magnetic domains. Within a domain, the magnetization is saturated, even in the absence of an external field. Hence, the Assertion (A) is True. Temperature represents thermal agitation. As the temperature of a ferromagnetic material increases, the thermal energy tends to randomize the orientation of the magnetic dipoles. At a specific critical temperature called the Curie Temperature ( T_(c) ), the thermal agitation becomes strong enough to overcome the exchange coupling that holds the domains together. The domain structure breaks down (disintegrates), and the material transitions from ferromagnetic to paramagnetic, losing its spontaneous magnetization. So, the Reason (R) is also True. The formation of domains (A) is caused by the minimization of exchange energy and magnetostatic energy. The destruction of domains at high temperature ( R ) is a property of the material's phase transition. Knowing that domains disappear at high heat does not explain the fundamental physical mechanism (exchange interaction) that causes them to align spontaneously at lower temperatures. Both statements are correct facts, but R is not the functional explanation for A , i.e., both (A) and (R) are true but (R) is not the correct explanation of (A). Hence, the correct option is (D).</w:t>
+              <w:t>(A) The unit "gauss" is used to measure magnetic induction, also known as magnetic flux density, within the CGS system of units. B=(ϕ / A)=\fracmaxwellcm^2=gauss(CGS) (B) Magnetic intensity (H) is defined as the product of the number of turns per unit length in a coil (n) and the current that it carries (I). i.e. H=nI=(N / L)I Unit : A/m or Am ^-1 (C) Magnetic flux, ϕ=BA unit : weber (D) Magnetic moment (M) : magnetic moment of a current loop, M=NIA where, N = number of turns I = current A = Area So, unit = Am ^2 Hence, option A is correct.</w:t>
             </w:r>
           </w:p>
         </w:tc>
